--- a/docs/funding_application/補助事業要件定義書_ウェルフォート_v3.0.docx
+++ b/docs/funding_application/補助事業要件定義書_ウェルフォート_v3.0.docx
@@ -687,7 +687,7 @@
           <w:b/>
           <w:sz w:val="21"/>
         </w:rPr>
-        <w:t>補助金事務局のご指示に基づき、当社の受注範囲のみを対象とすること</w:t>
+        <w:t>当社の受注範囲を対象として記載すること</w:t>
       </w:r>
       <w:r>
         <w:rPr>
@@ -695,7 +695,7 @@
           <w:b w:val="0"/>
           <w:sz w:val="21"/>
         </w:rPr>
-        <w:t xml:space="preserve"> — 「UNFIX 社と AI 推論システムの受注者へ別々に発注したのだから、別々に納品・検収書と仕様書を受領すること」とのご指示を受け、</w:t>
+        <w:t xml:space="preserve"> — 本事業において発注者は、Web アプリケーション開発（当社）と AI 推論システム（別事業者）をそれぞれ別個に発注している。</w:t>
       </w:r>
       <w:r>
         <w:rPr>
@@ -703,7 +703,7 @@
           <w:b/>
           <w:sz w:val="21"/>
         </w:rPr>
-        <w:t>本書は当社の受注範囲のみを記載する</w:t>
+        <w:t>本書は、当社が受注した Web アプリケーション開発の範囲を対象とする</w:t>
       </w:r>
       <w:r>
         <w:rPr>
@@ -711,7 +711,7 @@
           <w:b w:val="0"/>
           <w:sz w:val="21"/>
         </w:rPr>
-        <w:t>。</w:t>
+        <w:t>（見積書 P2026060010-R2 / 納品書 D2026060010-R2 に対応）。</w:t>
       </w:r>
     </w:p>
     <w:p>
@@ -1724,7 +1724,7 @@
           <w:b/>
           <w:sz w:val="21"/>
         </w:rPr>
-        <w:t>事務局が保有する v2.0 と並べて対照できるよう、章番号は v2.0 の構成を維持した。</w:t>
+        <w:t>既に提出済の v2.0 と並べて対照できるよう、章番号は v2.0 の構成を維持した。</w:t>
       </w:r>
     </w:p>
     <w:tbl>
@@ -3349,7 +3349,7 @@
                 <w:color w:val="FFFFFF"/>
                 <w:sz w:val="18"/>
               </w:rPr>
-              <w:t>事務局提出</w:t>
+              <w:t>提出状況</w:t>
             </w:r>
           </w:p>
         </w:tc>
@@ -3573,15 +3573,15 @@
                 <w:b/>
                 <w:sz w:val="18"/>
               </w:rPr>
-              <w:t>② 補助金事務局のご指示により、当社の受注範囲のみを対象とする構成へ変更</w:t>
-            </w:r>
-            <w:r>
-              <w:rPr>
-                <w:rFonts w:ascii="Yu Gothic" w:hAnsi="Yu Gothic" w:eastAsia="Yu Gothic"/>
-                <w:b w:val="0"/>
-                <w:sz w:val="18"/>
-              </w:rPr>
-              <w:t xml:space="preserve">（第 4 章・付録 A は章番号のみ維持し内容は記載しない）。 / ③ 第 3 章 主要機能要件に「実装状況」欄を追加し、F-1〜F-10 の実装結果と仕様改善を明記。 / ④ 開発中に追加実装した </w:t>
+              <w:t>② 本書の対象を、当社が受注した Web アプリケーション開発の範囲に限定</w:t>
+            </w:r>
+            <w:r>
+              <w:rPr>
+                <w:rFonts w:ascii="Yu Gothic" w:hAnsi="Yu Gothic" w:eastAsia="Yu Gothic"/>
+                <w:b w:val="0"/>
+                <w:sz w:val="18"/>
+              </w:rPr>
+              <w:t xml:space="preserve">（第 4 章・付録 A は章番号のみ維持し、内容は記載しない）。 / ③ 第 3 章 主要機能要件に「実装状況」欄を追加し、F-1〜F-10 の実装結果と仕様改善を明記。 / ④ 開発中に追加実装した </w:t>
             </w:r>
             <w:r>
               <w:rPr>
@@ -3672,7 +3672,7 @@
           <w:b/>
           <w:sz w:val="21"/>
         </w:rPr>
-        <w:t>※ 事務局には v1.0・v2.0 および『要件定義書』（当社作成・事業全体版）を提出済である。本書 v3.0 はそれらとの対照が可能なよう、章番号と機能 ID（F-1〜F-10）を維持している。</w:t>
+        <w:t>※ v1.0・v2.0 および『要件定義書』（当社作成・事業全体版）は既に提出済である。本書 v3.0 はそれらとの対照が可能なよう、章番号と機能 ID（F-1〜F-10）を維持している。</w:t>
       </w:r>
     </w:p>
     <w:p>
@@ -13577,7 +13577,7 @@
                 <w:b/>
                 <w:sz w:val="18"/>
               </w:rPr>
-              <w:t>人手で起こした正解データ 5 本</w:t>
+              <w:t>人手で起こした正解データ 6 本（5 検査種別・6 様式）</w:t>
             </w:r>
             <w:r>
               <w:rPr>
@@ -16218,7 +16218,7 @@
           <w:b/>
           <w:sz w:val="21"/>
         </w:rPr>
-        <w:t>本章の内容は、補助金事務局のご指示により本書に記載しない。</w:t>
+        <w:t>本章が対象とする AI 推論システムは当社の受注範囲外であるため、本書には記載しない。</w:t>
       </w:r>
     </w:p>
     <w:p>
@@ -22132,7 +22132,7 @@
                 <w:b w:val="0"/>
                 <w:sz w:val="18"/>
               </w:rPr>
-              <w:t>様式別に人手で起こした読取精度検証用の正解データ 5 本</w:t>
+              <w:t>様式別に人手で起こした読取精度検証用の正解データ 6 本（5 検査種別・6 様式）</w:t>
             </w:r>
           </w:p>
         </w:tc>
@@ -24552,7 +24552,7 @@
           <w:b/>
           <w:sz w:val="21"/>
         </w:rPr>
-        <w:t>操作手順・期待される結果を含む詳細は、別添『動作確認手順書』を参照のこと。</w:t>
+        <w:t>操作手順・期待される結果を含む詳細は、別添『動作確認手順書 v2.0』を参照のこと。</w:t>
       </w:r>
     </w:p>
     <w:p>
@@ -24693,7 +24693,7 @@
                 <w:b/>
                 <w:sz w:val="18"/>
               </w:rPr>
-              <w:t>人手で起こした正解データ 5 本</w:t>
+              <w:t>人手で起こした正解データ 6 本（5 検査種別・6 様式）</w:t>
             </w:r>
             <w:r>
               <w:rPr>
@@ -24960,7 +24960,7 @@
           <w:b/>
           <w:sz w:val="21"/>
         </w:rPr>
-        <w:t>本付録の内容は、補助金事務局のご指示により本書に記載しない。</w:t>
+        <w:t>本付録が対象とする AI 推論システムの出力サンプルは当社の受注範囲外であるため、本書には記載しない。</w:t>
       </w:r>
       <w:r>
         <w:rPr>
@@ -24968,7 +24968,7 @@
           <w:b w:val="0"/>
           <w:sz w:val="21"/>
         </w:rPr>
-        <w:t xml:space="preserve"> AI 推論システムの出力サンプルは別事業者の成果物であるため、当該受注者の資料をご参照いただきたい。</w:t>
+        <w:t xml:space="preserve"> 当該システムの資料は、その受注者の成果物をご参照いただきたい。</w:t>
       </w:r>
       <w:r>
         <w:rPr>
